--- a/outputs/word_tables/Table3_subscales.docx
+++ b/outputs/word_tables/Table3_subscales.docx
@@ -38,9 +38,6 @@
             <w:shd w:val="clear" w:color="auto" w:fill="D9E2F3"/>
           </w:tcPr>
           <w:p>
-            <w:pPr>
-              <w:jc w:val="center"/>
-            </w:pPr>
             <w:r/>
             <w:r>
               <w:rPr>
@@ -148,7 +145,7 @@
                 <w:b/>
                 <w:sz w:val="20"/>
               </w:rPr>
-              <w:t>Sens. / Spec.</w:t>
+              <w:t>Sens. / Spec.</w:t>
             </w:r>
           </w:p>
         </w:tc>
@@ -168,7 +165,7 @@
                 <w:b/>
                 <w:sz w:val="20"/>
               </w:rPr>
-              <w:t>Cohen's κ</w:t>
+              <w:t>Cohen’s κ</w:t>
             </w:r>
           </w:p>
         </w:tc>
@@ -243,7 +240,7 @@
                 <w:b w:val="0"/>
                 <w:sz w:val="20"/>
               </w:rPr>
-              <w:t>0.808 (0.755–0.861)</w:t>
+              <w:t>0.808 (0.754–0.861)</w:t>
             </w:r>
           </w:p>
         </w:tc>
@@ -375,7 +372,7 @@
                 <w:b w:val="0"/>
                 <w:sz w:val="20"/>
               </w:rPr>
-              <w:t>0.815 (0.769–0.862)</w:t>
+              <w:t>0.815 (0.768–0.861)</w:t>
             </w:r>
           </w:p>
         </w:tc>
@@ -507,7 +504,7 @@
                 <w:b w:val="0"/>
                 <w:sz w:val="20"/>
               </w:rPr>
-              <w:t>0.851 (0.804–0.894)</w:t>
+              <w:t>0.851 (0.803–0.896)</w:t>
             </w:r>
           </w:p>
         </w:tc>
@@ -639,7 +636,7 @@
                 <w:b w:val="0"/>
                 <w:sz w:val="20"/>
               </w:rPr>
-              <w:t>0.809 (0.745–0.872)</w:t>
+              <w:t>0.809 (0.743–0.870)</w:t>
             </w:r>
           </w:p>
         </w:tc>
@@ -771,7 +768,7 @@
                 <w:b w:val="0"/>
                 <w:sz w:val="20"/>
               </w:rPr>
-              <w:t>0.776 (0.668–0.866)</w:t>
+              <w:t>0.776 (0.681–0.868)</w:t>
             </w:r>
           </w:p>
         </w:tc>
@@ -844,7 +841,7 @@
           <w:i/>
           <w:sz w:val="18"/>
         </w:rPr>
-        <w:t>Subscale recalibration. Youden-optimal cut-offs for the FBI Apathy/negative (items 1–12) and Disinhibition (items 13–24) subscales, against the multi-instrument consensus reference standard and against construct-matched ECAS/FrSBe subscales. AUC = area under the ROC curve. Bootstrap 95% CI from 2000 resamples.</w:t>
+        <w:t>Subscale recalibration. Youden-optimal cut-offs for the FBI Apathy/negative (items 1–12) and Disinhibition (items 13–24) subscales, against the multi-instrument consensus reference standard and against construct-matched ECAS/FrSBe subscales. AUC = area under the ROC curve. Bootstrap 95% CI from 2000 stratified resamples.</w:t>
       </w:r>
     </w:p>
     <w:sectPr>
